--- a/content/Bios/Neil_Devlin.docx
+++ b/content/Bios/Neil_Devlin.docx
@@ -1,230 +1,8 @@
 
 <file path=word/document.xml><?xml version="1.0" encoding="utf-8"?>
-<w:document xmlns:w14="http://schemas.microsoft.com/office/word/2010/wordml" xmlns:wp14="http://schemas.microsoft.com/office/word/2010/wordprocessingDrawing" xmlns:w="http://schemas.openxmlformats.org/wordprocessingml/2006/main" xmlns:m="http://schemas.openxmlformats.org/officeDocument/2006/math" xmlns:r="http://schemas.openxmlformats.org/officeDocument/2006/relationships" xmlns:o="urn:schemas-microsoft-com:office:office" xmlns:v="urn:schemas-microsoft-com:vml" xmlns:w10="urn:schemas-microsoft-com:office:word" xmlns:a="http://schemas.openxmlformats.org/drawingml/2006/main" xmlns:pic="http://schemas.openxmlformats.org/drawingml/2006/picture" xmlns:wp="http://schemas.openxmlformats.org/drawingml/2006/wordprocessingDrawing" xmlns:mc="http://schemas.openxmlformats.org/markup-compatibility/2006" mc:Ignorable="w14 wp14">
+<w:document xmlns:ns1="http://schemas.openxmlformats.org/markup-compatibility/2006" xmlns:ns2="http://schemas.microsoft.com/office/word/2010/wordml" xmlns:ns3="http://schemas.openxmlformats.org/officeDocument/2006/relationships" xmlns:w="http://schemas.openxmlformats.org/wordprocessingml/2006/main" ns1:Ignorable="w14 wp14">
   <w:body>
-    <w:p xmlns:wp14="http://schemas.microsoft.com/office/word/2010/wordml" wp14:textId="77777777">
-      <w:pPr>
-        <w:pStyle w:val="FirstParagraph"/>
-      </w:pPr>
-      <w:r>
-        <w:rPr/>
-        <w:t>Neil Devlin is a native of Phoenixville, Pennsylvania, which is a suburb on the northwest side of</w:t>
-      </w:r>
-      <w:r>
-        <w:rPr/>
-        <w:t xml:space="preserve"> </w:t>
-      </w:r>
-      <w:r>
-        <w:rPr/>
-        <w:t xml:space="preserve">Philadelphia. He went to grade school at St. Ann’s, </w:t>
-      </w:r>
-      <w:r>
-        <w:rPr/>
-        <w:t>Phoenixville</w:t>
-      </w:r>
-      <w:r>
-        <w:rPr/>
-        <w:t xml:space="preserve"> and High School at St. Pius X in</w:t>
-      </w:r>
-      <w:r>
-        <w:rPr/>
-        <w:t xml:space="preserve"> </w:t>
-      </w:r>
-      <w:r>
-        <w:rPr/>
-        <w:t>Pottstown, PA.</w:t>
-      </w:r>
-      <w:r>
-        <w:rPr/>
-        <w:t xml:space="preserve"> </w:t>
-      </w:r>
-      <w:r>
-        <w:rPr/>
-        <w:t>Neil’s Newspaper and Media experience is extensive. He worked for The Evening Phoenix from</w:t>
-      </w:r>
-      <w:r>
-        <w:rPr/>
-        <w:t xml:space="preserve"> </w:t>
-      </w:r>
-      <w:r>
-        <w:rPr/>
-        <w:t>1977-80; the Aurora Sentinel, Aurora Sun and Associated Press from 1980-82; The Denver Post</w:t>
-      </w:r>
-      <w:r>
-        <w:rPr/>
-        <w:t xml:space="preserve"> </w:t>
-      </w:r>
-      <w:r>
-        <w:rPr/>
-        <w:t>from 1982-90, a stringer for Neighbors sections, covering high school sports which included desk</w:t>
-      </w:r>
-      <w:r>
-        <w:rPr/>
-        <w:t xml:space="preserve"> </w:t>
-      </w:r>
-      <w:r>
-        <w:rPr/>
-        <w:t>copy editing, layout and handling wires in addition to helping with the colleges and pros; a prep</w:t>
-      </w:r>
-      <w:r>
-        <w:rPr/>
-        <w:t xml:space="preserve"> </w:t>
-      </w:r>
-      <w:r>
-        <w:rPr/>
-        <w:t>sports editor, from 1990-2016, covering all of Colorado’s 300-plus high schools including game</w:t>
-      </w:r>
-      <w:r>
-        <w:rPr/>
-        <w:t xml:space="preserve"> </w:t>
-      </w:r>
-      <w:r>
-        <w:rPr/>
-        <w:t xml:space="preserve">stories, blogs, columns, news stories, notes and features. He handled </w:t>
-      </w:r>
-      <w:r>
-        <w:rPr/>
-        <w:t>a budget</w:t>
-      </w:r>
-      <w:r>
-        <w:rPr/>
-        <w:t>, oversaw photo</w:t>
-      </w:r>
-      <w:r>
-        <w:rPr/>
-        <w:t xml:space="preserve"> </w:t>
-      </w:r>
-      <w:r>
-        <w:rPr/>
-        <w:t xml:space="preserve">and video assignments; regularly spoke to high school classes; and </w:t>
-      </w:r>
-      <w:r>
-        <w:rPr/>
-        <w:t>active</w:t>
-      </w:r>
-      <w:r>
-        <w:rPr/>
-        <w:t xml:space="preserve"> in web content design.</w:t>
-      </w:r>
-      <w:r>
-        <w:rPr/>
-        <w:t xml:space="preserve"> </w:t>
-      </w:r>
-      <w:r>
-        <w:rPr/>
-        <w:t>He is currently the Sports Information Director at Mullen High.</w:t>
-      </w:r>
-      <w:r>
-        <w:rPr/>
-        <w:t xml:space="preserve"> </w:t>
-      </w:r>
-      <w:r>
-        <w:rPr/>
-        <w:t>Neil also worked with and appeared on Channel 9 and Channel 4; a contributor to Mile High</w:t>
-      </w:r>
-      <w:r>
-        <w:rPr/>
-        <w:t xml:space="preserve"> </w:t>
-      </w:r>
-      <w:r>
-        <w:rPr/>
-        <w:t>Sports magazine, Colorado Preps website, Boulder Daily Camera, Prep Baseball Report-</w:t>
-      </w:r>
-      <w:r>
-        <w:rPr/>
-        <w:t>Colorado</w:t>
-      </w:r>
-      <w:r>
-        <w:rPr/>
-        <w:t xml:space="preserve"> </w:t>
-      </w:r>
-      <w:r>
-        <w:rPr/>
-        <w:t>and WoodyPaige.com. In addition, he has made radio, webcast, and podcast appearances into</w:t>
-      </w:r>
-      <w:r>
-        <w:rPr/>
-        <w:t xml:space="preserve"> </w:t>
-      </w:r>
-      <w:r>
-        <w:rPr/>
-        <w:t>the hundreds.</w:t>
-      </w:r>
-      <w:r>
-        <w:rPr/>
-        <w:t xml:space="preserve"> </w:t>
-      </w:r>
-      <w:r>
-        <w:rPr/>
-        <w:t xml:space="preserve">Neil is married to </w:t>
-      </w:r>
-      <w:r>
-        <w:rPr/>
-        <w:t>Holly who is</w:t>
-      </w:r>
-      <w:r>
-        <w:rPr/>
-        <w:t xml:space="preserve"> a 6-time swim champion at Cherry Creek and works in the library</w:t>
-      </w:r>
-      <w:r>
-        <w:rPr/>
-        <w:t xml:space="preserve"> </w:t>
-      </w:r>
-      <w:r>
-        <w:rPr/>
-        <w:t>at Rangeview High in Aurora. Their sons: Ryan, 34, is a Special Olympian and a graduate of</w:t>
-      </w:r>
-      <w:r>
-        <w:rPr/>
-        <w:t xml:space="preserve"> </w:t>
-      </w:r>
-      <w:r>
-        <w:rPr/>
-        <w:t>Gateway, Aurora; and Rory, 29, was a U.S. Army Captain and Jag Officer in the Reserves and</w:t>
-      </w:r>
-      <w:r>
-        <w:rPr/>
-        <w:t xml:space="preserve"> </w:t>
-      </w:r>
-      <w:r>
-        <w:rPr/>
-        <w:t>National Guard, who served outside of Kabul with Special Forces. He is a graduate of Smoky Hill</w:t>
-      </w:r>
-      <w:r>
-        <w:rPr/>
-        <w:t xml:space="preserve"> </w:t>
-      </w:r>
-      <w:r>
-        <w:rPr/>
-        <w:t>in Aurora, Creighton University and DU Law School.</w:t>
-      </w:r>
-    </w:p>
-    <w:p>
-      <w:pPr>
-        <w:pStyle w:val="BodyText"/>
-      </w:pPr>
-    </w:p>
-    <w:p>
-      <w:pPr>
-        <w:pStyle w:val="Heading2"/>
-        <w:spacing w:before="261" w:beforeAutospacing="off" w:after="261" w:afterAutospacing="off" w:line="300" w:lineRule="auto"/>
-      </w:pPr>
-      <w:r>
-        <w:rPr>
-          <w:rFonts w:ascii="Segoe UI" w:hAnsi="Segoe UI" w:eastAsia="Segoe UI" w:cs="Segoe UI"/>
-          <w:b w:val="1"/>
-          <w:bCs w:val="1"/>
-          <w:i w:val="0"/>
-          <w:iCs w:val="0"/>
-          <w:noProof w:val="0"/>
-          <w:sz w:val="31"/>
-          <w:szCs w:val="31"/>
-          <w:lang w:val="en-US"/>
-        </w:rPr>
-        <w:t>Revised Biography: Neil Devlin</w:t>
-      </w:r>
-    </w:p>
-    <w:p>
+    <w:p ns2:paraId="02E00193" ns2:textId="1CBE1B2D">
       <w:pPr>
         <w:spacing w:before="210" w:beforeAutospacing="off" w:after="210" w:afterAutospacing="off" w:line="300" w:lineRule="auto"/>
       </w:pPr>
@@ -243,7 +21,7 @@
         <w:t>Neil Devlin is a native of Phoenixville, Pennsylvania, a suburb on the northwest side of Philadelphia. He attended St. Ann’s School in Phoenixville and later graduated from St. Pius X High School in Pottstown, Pennsylvania.</w:t>
       </w:r>
     </w:p>
-    <w:p>
+    <w:p ns2:paraId="10A8C4F6" ns2:textId="785F1508">
       <w:pPr>
         <w:spacing w:before="210" w:beforeAutospacing="off" w:after="210" w:afterAutospacing="off" w:line="300" w:lineRule="auto"/>
       </w:pPr>
@@ -289,7 +67,7 @@
         </w:rPr>
         <w:t xml:space="preserve"> (1977–1980) and then worked for the </w:t>
       </w:r>
-      <w:hyperlink r:id="R14ad326b7d75402c">
+      <w:hyperlink ns3:id="R14ad326b7d75402c">
         <w:r>
           <w:rPr>
             <w:rStyle w:val="Hyperlink"/>
@@ -320,7 +98,7 @@
         </w:rPr>
         <w:t xml:space="preserve">, </w:t>
       </w:r>
-      <w:hyperlink r:id="Rc6bd809e47f04618">
+      <w:hyperlink ns3:id="Rc6bd809e47f04618">
         <w:r>
           <w:rPr>
             <w:rStyle w:val="Hyperlink"/>
@@ -351,7 +129,7 @@
         </w:rPr>
         <w:t xml:space="preserve">, and the Associated Press (1980–1982). From 1982 to 1990, he contributed to </w:t>
       </w:r>
-      <w:hyperlink r:id="R76615787f4ca4f61">
+      <w:hyperlink ns3:id="R76615787f4ca4f61">
         <w:r>
           <w:rPr>
             <w:rStyle w:val="Hyperlink"/>
@@ -398,7 +176,7 @@
         <w:t>as a stringer for the Neighbors sections, covering high school sports. His responsibilities included desk copy editing, layout, and wire handling, as well as supporting coverage of colleges and professional sports.</w:t>
       </w:r>
     </w:p>
-    <w:p>
+    <w:p ns2:paraId="251B4783" ns2:textId="2F19773A">
       <w:pPr>
         <w:spacing w:before="210" w:beforeAutospacing="off" w:after="210" w:afterAutospacing="off" w:line="300" w:lineRule="auto"/>
       </w:pPr>
@@ -416,7 +194,7 @@
         </w:rPr>
         <w:t xml:space="preserve">From 1990 to 2016, Neil served as the prep sports editor for </w:t>
       </w:r>
-      <w:hyperlink r:id="Rde6869d8cf14417e">
+      <w:hyperlink ns3:id="Rde6869d8cf14417e">
         <w:r>
           <w:rPr>
             <w:rStyle w:val="Hyperlink"/>
@@ -448,7 +226,7 @@
         <w:t>, covering more than 300 Colorado high schools. His work included game stories, blogs, columns, features, news reports, and notes. In addition to his writing, he managed budgets, oversaw photo and video assignments, spoke regularly to high school classes, and played an active role in web content design. He currently serves as the Sports Information Director at Mullen High School.</w:t>
       </w:r>
     </w:p>
-    <w:p>
+    <w:p ns2:paraId="3196AF1F" ns2:textId="3AA30FB1">
       <w:pPr>
         <w:spacing w:before="210" w:beforeAutospacing="off" w:after="210" w:afterAutospacing="off" w:line="300" w:lineRule="auto"/>
         <w:rPr>
@@ -477,7 +255,7 @@
         </w:rPr>
         <w:t xml:space="preserve">Neil’s media presence extends beyond print. He has worked with and appeared on </w:t>
       </w:r>
-      <w:hyperlink r:id="R77dba316411147b0">
+      <w:hyperlink ns3:id="R77dba316411147b0">
         <w:r>
           <w:rPr>
             <w:rStyle w:val="Hyperlink"/>
@@ -508,7 +286,7 @@
         </w:rPr>
         <w:t xml:space="preserve"> and </w:t>
       </w:r>
-      <w:hyperlink r:id="Rf3eb1d54b3ea401b">
+      <w:hyperlink ns3:id="Rf3eb1d54b3ea401b">
         <w:r>
           <w:rPr>
             <w:rStyle w:val="Hyperlink"/>
@@ -539,7 +317,7 @@
         </w:rPr>
         <w:t xml:space="preserve">, and has contributed to </w:t>
       </w:r>
-      <w:hyperlink r:id="Rd90deb459af9406f">
+      <w:hyperlink ns3:id="Rd90deb459af9406f">
         <w:r>
           <w:rPr>
             <w:rStyle w:val="Hyperlink"/>
@@ -570,7 +348,7 @@
         </w:rPr>
         <w:t xml:space="preserve">, the </w:t>
       </w:r>
-      <w:hyperlink r:id="R15b5772ab9394731">
+      <w:hyperlink ns3:id="R15b5772ab9394731">
         <w:r>
           <w:rPr>
             <w:rStyle w:val="Hyperlink"/>
@@ -601,7 +379,7 @@
         </w:rPr>
         <w:t xml:space="preserve"> website, the </w:t>
       </w:r>
-      <w:hyperlink r:id="R2f43fb2132544e05">
+      <w:hyperlink ns3:id="R2f43fb2132544e05">
         <w:r>
           <w:rPr>
             <w:rStyle w:val="Hyperlink"/>
@@ -632,7 +410,7 @@
         </w:rPr>
         <w:t xml:space="preserve">, </w:t>
       </w:r>
-      <w:hyperlink r:id="R39bcb90b878a44e0">
+      <w:hyperlink ns3:id="R39bcb90b878a44e0">
         <w:r>
           <w:rPr>
             <w:rStyle w:val="Hyperlink"/>
@@ -663,7 +441,7 @@
         </w:rPr>
         <w:t xml:space="preserve">, and </w:t>
       </w:r>
-      <w:hyperlink r:id="R7793c4ea883e49c7">
+      <w:hyperlink ns3:id="R7793c4ea883e49c7">
         <w:r>
           <w:rPr>
             <w:rStyle w:val="Hyperlink"/>
@@ -751,7 +529,7 @@
         <w:t>, and podcast appearances.</w:t>
       </w:r>
     </w:p>
-    <w:p>
+    <w:p ns2:paraId="6B4788EF" ns2:textId="6C79E52A">
       <w:pPr>
         <w:spacing w:before="210" w:beforeAutospacing="off" w:after="210" w:afterAutospacing="off" w:line="300" w:lineRule="auto"/>
       </w:pPr>
@@ -770,7 +548,7 @@
         <w:t>Neil is married to Holly, a six‑time swim champion at Cherry Creek who now works in the library at Rangeview High School in Aurora. They have two sons. Ryan, 34, is a Special Olympian and a graduate of Gateway High School in Aurora. Rory, 29, served as a U.S. Army Captain and JAG Officer in the Reserves and National Guard, including service outside Kabul with Special Forces. He is a graduate of Smoky Hill High School in Aurora, Creighton University, and the University of Denver Law School.</w:t>
       </w:r>
     </w:p>
-    <w:p>
+    <w:p ns2:paraId="20362742" ns2:textId="4B6C66F1">
       <w:pPr>
         <w:pStyle w:val="BodyText"/>
       </w:pPr>
